--- a/CV2026AOrujov.docx
+++ b/CV2026AOrujov.docx
@@ -724,7 +724,7 @@
           <w:sz w:val="24"/>
           <w:szCs w:val="24"/>
         </w:rPr>
-        <w:t xml:space="preserve">Forrest, D., Narita, K., and Orujov, A. Sports Betting Legalisation and Suicide Mortality. </w:t>
+        <w:t xml:space="preserve">Forrest, D., Narita, K., and Orujov, A. Sports Betting Legalisation and Suicide Mortality. (</w:t>
       </w:r>
       <w:r>
         <w:rPr>
@@ -735,16 +735,16 @@
           <w:sz w:val="24"/>
           <w:szCs w:val="24"/>
         </w:rPr>
-        <w:t/>
-      </w:r>
-      <w:r>
-        <w:rPr>
-          <w:rFonts w:ascii="Garamond" w:hAnsi="Garamond" w:cs="Times New Roman"/>
-          <w:bCs/>
-          <w:sz w:val="24"/>
-          <w:szCs w:val="24"/>
-        </w:rPr>
-        <w:t>(</w:t>
+        <w:t>Revise and Resubmit, first round – Health Economics)</w:t>
+      </w:r>
+      <w:r>
+        <w:rPr>
+          <w:rFonts w:ascii="Garamond" w:hAnsi="Garamond" w:cs="Times New Roman"/>
+          <w:bCs/>
+          <w:sz w:val="24"/>
+          <w:szCs w:val="24"/>
+        </w:rPr>
+        <w:t xml:space="preserve"> (</w:t>
       </w:r>
       <w:hyperlink r:id="rId9" w:history="1">
         <w:r>
